--- a/public/chat_files/liza_vendor_packet_draft.docx
+++ b/public/chat_files/liza_vendor_packet_draft.docx
@@ -8,7 +8,7 @@
           <w:b/>
           <w:sz w:val="28"/>
         </w:rPr>
-        <w:t>Vendor Onboarding Packet &amp; Billing Terms (Rough Draft)</w:t>
+        <w:t>Liza Facilities Maintenance — Vendor Onboarding Notes</w:t>
       </w:r>
     </w:p>
     <w:p>
@@ -16,7 +16,7 @@
         <w:rPr>
           <w:sz w:val="22"/>
         </w:rPr>
-        <w:t xml:space="preserve">1. New vendor W-9 and COI requirements before first dispatch.</w:t>
+        <w:t xml:space="preserve">Need formal W-9, Certificate of Insurance, and ACH direct deposit forms.</w:t>
       </w:r>
     </w:p>
     <w:p>
@@ -24,7 +24,7 @@
         <w:rPr>
           <w:sz w:val="22"/>
         </w:rPr>
-        <w:t xml:space="preserve">2. Net-15 invoice submission cutoff is Friday 3:00 PM.</w:t>
+        <w:t xml:space="preserve">Rate schedule needs commercial pricing for 4-building medical plaza RFP.</w:t>
       </w:r>
     </w:p>
     <w:p>
@@ -32,7 +32,7 @@
         <w:rPr>
           <w:sz w:val="22"/>
         </w:rPr>
-        <w:t xml:space="preserve">3. Standard rate card table needs cleanup.</w:t>
+        <w:t xml:space="preserve">Turnaround requirements: 48-hour standard commercial crew vs same-day priority.</w:t>
       </w:r>
     </w:p>
   </w:body>

--- a/public/chat_files/liza_vendor_packet_draft.docx
+++ b/public/chat_files/liza_vendor_packet_draft.docx
@@ -3,34 +3,50 @@
 <w:document xmlns:w="http://schemas.openxmlformats.org/wordprocessingml/2006/main">
   <w:body>
     <w:p>
+      <w:pPr>
+        <w:spacing w:before="120" w:after="240"/>
+      </w:pPr>
       <w:r>
         <w:rPr>
           <w:b/>
-          <w:sz w:val="28"/>
+          <w:color w:val="0F172A"/>
+          <w:sz w:val="32"/>
         </w:rPr>
-        <w:t>Liza Facilities Maintenance — Vendor Onboarding Notes</w:t>
+        <w:t xml:space="preserve">Liza Facilities Maintenance — Vendor Onboarding Notes</w:t>
       </w:r>
     </w:p>
     <w:p>
+      <w:pPr>
+        <w:spacing w:after="140" w:line="276" w:lineRule="auto"/>
+      </w:pPr>
       <w:r>
         <w:rPr>
-          <w:sz w:val="22"/>
+          <w:color w:val="1E293B"/>
+          <w:sz w:val="21"/>
         </w:rPr>
         <w:t xml:space="preserve">Need formal W-9, Certificate of Insurance, and ACH direct deposit forms.</w:t>
       </w:r>
     </w:p>
     <w:p>
+      <w:pPr>
+        <w:spacing w:after="140" w:line="276" w:lineRule="auto"/>
+      </w:pPr>
       <w:r>
         <w:rPr>
-          <w:sz w:val="22"/>
+          <w:color w:val="1E293B"/>
+          <w:sz w:val="21"/>
         </w:rPr>
         <w:t xml:space="preserve">Rate schedule needs commercial pricing for 4-building medical plaza RFP.</w:t>
       </w:r>
     </w:p>
     <w:p>
+      <w:pPr>
+        <w:spacing w:after="140" w:line="276" w:lineRule="auto"/>
+      </w:pPr>
       <w:r>
         <w:rPr>
-          <w:sz w:val="22"/>
+          <w:color w:val="1E293B"/>
+          <w:sz w:val="21"/>
         </w:rPr>
         <w:t xml:space="preserve">Turnaround requirements: 48-hour standard commercial crew vs same-day priority.</w:t>
       </w:r>

--- a/public/chat_files/liza_vendor_packet_draft.docx
+++ b/public/chat_files/liza_vendor_packet_draft.docx
@@ -13,7 +13,7 @@
           <w:color w:val="0F172A"/>
           <w:sz w:val="44"/>
         </w:rPr>
-        <w:t>Liza Facilities Maintenance — Vendor Onboarding Notes</w:t>
+        <w:t>Coastal Shine Commercial Cleaning — Commercial Vendor Prequalification Packet (Draft)</w:t>
       </w:r>
     </w:p>
     <w:p>
@@ -26,7 +26,7 @@
           <w:color w:val="1E293B"/>
           <w:sz w:val="20"/>
         </w:rPr>
-        <w:t>Need formal W-9, Certificate of Insurance, and ACH direct deposit forms.</w:t>
+        <w:t>COMPANY: Coastal Shine Commercial Cleaning LLC · Tampa, Florida</w:t>
       </w:r>
     </w:p>
     <w:p>
@@ -39,7 +39,7 @@
           <w:color w:val="1E293B"/>
           <w:sz w:val="20"/>
         </w:rPr>
-        <w:t>Rate schedule needs commercial pricing for 4-building medical plaza RFP.</w:t>
+        <w:t>DOCUMENT: Master Commercial Facilities Vendor Prequalification Packet</w:t>
       </w:r>
     </w:p>
     <w:p>
@@ -52,7 +52,1045 @@
           <w:color w:val="1E293B"/>
           <w:sz w:val="20"/>
         </w:rPr>
-        <w:t>Turnaround requirements: 48-hour standard commercial crew vs same-day priority.</w:t>
+        <w:t>TARGET CLIENTS: Commercial Property Managers, Healthcare Facility Directors, Corporate Campus Leads</w:t>
+      </w:r>
+    </w:p>
+    <w:p>
+      <w:r>
+        <w:br w:type="page"/>
+      </w:r>
+    </w:p>
+    <w:p>
+      <w:pPr>
+        <w:keepNext/>
+        <w:spacing w:before="280" w:after="80"/>
+      </w:pPr>
+      <w:r>
+        <w:rPr>
+          <w:rFonts w:ascii="Calibri" w:hAnsi="Calibri"/>
+          <w:b/>
+          <w:color w:val="0F172A"/>
+          <w:sz w:val="26"/>
+        </w:rPr>
+        <w:t>SECTION 1: CORPORATE IDENTITY &amp; LICENSURE</w:t>
+      </w:r>
+    </w:p>
+    <w:p>
+      <w:pPr>
+        <w:spacing w:before="0" w:after="120" w:line="276" w:lineRule="auto"/>
+      </w:pPr>
+      <w:r>
+        <w:rPr>
+          <w:rFonts w:ascii="Calibri" w:hAnsi="Calibri"/>
+          <w:color w:val="1E293B"/>
+          <w:sz w:val="20"/>
+        </w:rPr>
+        <w:t>Legal Entity Name: Coastal Shine Commercial Cleaning LLC</w:t>
+      </w:r>
+    </w:p>
+    <w:p>
+      <w:pPr>
+        <w:spacing w:before="0" w:after="120" w:line="276" w:lineRule="auto"/>
+      </w:pPr>
+      <w:r>
+        <w:rPr>
+          <w:rFonts w:ascii="Calibri" w:hAnsi="Calibri"/>
+          <w:color w:val="1E293B"/>
+          <w:sz w:val="20"/>
+        </w:rPr>
+        <w:t>Federal Employer Identification Number (FEIN): 82-4192841</w:t>
+      </w:r>
+    </w:p>
+    <w:p>
+      <w:pPr>
+        <w:spacing w:before="0" w:after="120" w:line="276" w:lineRule="auto"/>
+      </w:pPr>
+      <w:r>
+        <w:rPr>
+          <w:rFonts w:ascii="Calibri" w:hAnsi="Calibri"/>
+          <w:color w:val="1E293B"/>
+          <w:sz w:val="20"/>
+        </w:rPr>
+        <w:t>Florida Entity Registration: Document #L18000219482 · Active &amp; In Good Standing</w:t>
+      </w:r>
+    </w:p>
+    <w:p>
+      <w:pPr>
+        <w:spacing w:before="0" w:after="120" w:line="276" w:lineRule="auto"/>
+      </w:pPr>
+      <w:r>
+        <w:rPr>
+          <w:rFonts w:ascii="Calibri" w:hAnsi="Calibri"/>
+          <w:color w:val="1E293B"/>
+          <w:sz w:val="20"/>
+        </w:rPr>
+        <w:t>Registered Physical Address: 4830 W Kennedy Blvd, Suite 300, Tampa, FL 33609</w:t>
+      </w:r>
+    </w:p>
+    <w:p>
+      <w:pPr>
+        <w:spacing w:before="0" w:after="120" w:line="276" w:lineRule="auto"/>
+      </w:pPr>
+      <w:r>
+        <w:rPr>
+          <w:rFonts w:ascii="Calibri" w:hAnsi="Calibri"/>
+          <w:color w:val="1E293B"/>
+          <w:sz w:val="20"/>
+        </w:rPr>
+        <w:t>Commercial Banking Partner: Fifth Third Bank, Commercial Treasury Division, Tampa FL</w:t>
+      </w:r>
+    </w:p>
+    <w:p>
+      <w:r>
+        <w:br w:type="page"/>
+      </w:r>
+    </w:p>
+    <w:p>
+      <w:pPr>
+        <w:keepNext/>
+        <w:spacing w:before="280" w:after="80"/>
+      </w:pPr>
+      <w:r>
+        <w:rPr>
+          <w:rFonts w:ascii="Calibri" w:hAnsi="Calibri"/>
+          <w:b/>
+          <w:color w:val="0F172A"/>
+          <w:sz w:val="26"/>
+        </w:rPr>
+        <w:t>SECTION 2: COMMERCIAL INSURANCE &amp; INDEMNIFICATION</w:t>
+      </w:r>
+    </w:p>
+    <w:p>
+      <w:pPr>
+        <w:spacing w:before="0" w:after="120" w:line="276" w:lineRule="auto"/>
+      </w:pPr>
+      <w:r>
+        <w:rPr>
+          <w:rFonts w:ascii="Calibri" w:hAnsi="Calibri"/>
+          <w:color w:val="1E293B"/>
+          <w:sz w:val="20"/>
+        </w:rPr>
+        <w:t>Coastal Shine maintains comprehensive commercial insurance meeting or exceeding Tier-1 institutional landlord standards:</w:t>
+      </w:r>
+    </w:p>
+    <w:tbl>
+      <w:tblPr>
+        <w:tblW w:type="auto" w:w="0"/>
+        <w:jc w:val="center"/>
+        <w:tblLayout w:type="autofit"/>
+        <w:tblLook w:firstColumn="1" w:firstRow="1" w:lastColumn="0" w:lastRow="0" w:noHBand="0" w:noVBand="1" w:val="04A0"/>
+      </w:tblPr>
+      <w:tblGrid>
+        <w:gridCol w:w="1872"/>
+        <w:gridCol w:w="1872"/>
+        <w:gridCol w:w="1872"/>
+        <w:gridCol w:w="1872"/>
+        <w:gridCol w:w="1872"/>
+      </w:tblGrid>
+      <w:tr>
+        <w:tc>
+          <w:tcPr>
+            <w:tcW w:type="dxa" w:w="1872"/>
+            <w:shd w:fill="0F172A"/>
+            <w:tcBorders>
+              <w:top w:val="single" w:sz="4" w:space="0" w:color="CBD5E1"/>
+              <w:left w:val="none"/>
+              <w:bottom w:val="single" w:sz="4" w:space="0" w:color="CBD5E1"/>
+              <w:right w:val="none"/>
+            </w:tcBorders>
+          </w:tcPr>
+          <w:p>
+            <w:pPr>
+              <w:spacing w:before="80" w:after="80"/>
+              <w:jc w:val="center"/>
+            </w:pPr>
+            <w:r>
+              <w:rPr>
+                <w:rFonts w:ascii="Calibri" w:hAnsi="Calibri"/>
+                <w:b/>
+                <w:color w:val="FFFFFF"/>
+                <w:sz w:val="19"/>
+              </w:rPr>
+              <w:t>Coverage Description</w:t>
+            </w:r>
+          </w:p>
+        </w:tc>
+        <w:tc>
+          <w:tcPr>
+            <w:tcW w:type="dxa" w:w="1872"/>
+            <w:shd w:fill="0F172A"/>
+            <w:tcBorders>
+              <w:top w:val="single" w:sz="4" w:space="0" w:color="CBD5E1"/>
+              <w:left w:val="none"/>
+              <w:bottom w:val="single" w:sz="4" w:space="0" w:color="CBD5E1"/>
+              <w:right w:val="none"/>
+            </w:tcBorders>
+          </w:tcPr>
+          <w:p>
+            <w:pPr>
+              <w:spacing w:before="80" w:after="80"/>
+              <w:jc w:val="center"/>
+            </w:pPr>
+            <w:r>
+              <w:rPr>
+                <w:rFonts w:ascii="Calibri" w:hAnsi="Calibri"/>
+                <w:b/>
+                <w:color w:val="FFFFFF"/>
+                <w:sz w:val="19"/>
+              </w:rPr>
+              <w:t>Carrier &amp; Rating</w:t>
+            </w:r>
+          </w:p>
+        </w:tc>
+        <w:tc>
+          <w:tcPr>
+            <w:tcW w:type="dxa" w:w="1872"/>
+            <w:shd w:fill="0F172A"/>
+            <w:tcBorders>
+              <w:top w:val="single" w:sz="4" w:space="0" w:color="CBD5E1"/>
+              <w:left w:val="none"/>
+              <w:bottom w:val="single" w:sz="4" w:space="0" w:color="CBD5E1"/>
+              <w:right w:val="none"/>
+            </w:tcBorders>
+          </w:tcPr>
+          <w:p>
+            <w:pPr>
+              <w:spacing w:before="80" w:after="80"/>
+              <w:jc w:val="center"/>
+            </w:pPr>
+            <w:r>
+              <w:rPr>
+                <w:rFonts w:ascii="Calibri" w:hAnsi="Calibri"/>
+                <w:b/>
+                <w:color w:val="FFFFFF"/>
+                <w:sz w:val="19"/>
+              </w:rPr>
+              <w:t>Policy Number</w:t>
+            </w:r>
+          </w:p>
+        </w:tc>
+        <w:tc>
+          <w:tcPr>
+            <w:tcW w:type="dxa" w:w="1872"/>
+            <w:shd w:fill="0F172A"/>
+            <w:tcBorders>
+              <w:top w:val="single" w:sz="4" w:space="0" w:color="CBD5E1"/>
+              <w:left w:val="none"/>
+              <w:bottom w:val="single" w:sz="4" w:space="0" w:color="CBD5E1"/>
+              <w:right w:val="none"/>
+            </w:tcBorders>
+          </w:tcPr>
+          <w:p>
+            <w:pPr>
+              <w:spacing w:before="80" w:after="80"/>
+              <w:jc w:val="center"/>
+            </w:pPr>
+            <w:r>
+              <w:rPr>
+                <w:rFonts w:ascii="Calibri" w:hAnsi="Calibri"/>
+                <w:b/>
+                <w:color w:val="FFFFFF"/>
+                <w:sz w:val="19"/>
+              </w:rPr>
+              <w:t>Coverage Limits</w:t>
+            </w:r>
+          </w:p>
+        </w:tc>
+        <w:tc>
+          <w:tcPr>
+            <w:tcW w:type="dxa" w:w="1872"/>
+            <w:shd w:fill="0F172A"/>
+            <w:tcBorders>
+              <w:top w:val="single" w:sz="4" w:space="0" w:color="CBD5E1"/>
+              <w:left w:val="none"/>
+              <w:bottom w:val="single" w:sz="4" w:space="0" w:color="CBD5E1"/>
+              <w:right w:val="none"/>
+            </w:tcBorders>
+          </w:tcPr>
+          <w:p>
+            <w:pPr>
+              <w:spacing w:before="80" w:after="80"/>
+              <w:jc w:val="center"/>
+            </w:pPr>
+            <w:r>
+              <w:rPr>
+                <w:rFonts w:ascii="Calibri" w:hAnsi="Calibri"/>
+                <w:b/>
+                <w:color w:val="FFFFFF"/>
+                <w:sz w:val="19"/>
+              </w:rPr>
+              <w:t>Expiration Date</w:t>
+            </w:r>
+          </w:p>
+        </w:tc>
+      </w:tr>
+      <w:tr>
+        <w:tc>
+          <w:tcPr>
+            <w:tcW w:type="dxa" w:w="1872"/>
+            <w:shd w:fill="F8FAFC"/>
+            <w:tcBorders>
+              <w:top w:val="single" w:sz="4" w:space="0" w:color="CBD5E1"/>
+              <w:left w:val="none"/>
+              <w:bottom w:val="single" w:sz="4" w:space="0" w:color="CBD5E1"/>
+              <w:right w:val="none"/>
+            </w:tcBorders>
+          </w:tcPr>
+          <w:p>
+            <w:pPr>
+              <w:spacing w:before="80" w:after="80"/>
+              <w:jc w:val="left"/>
+            </w:pPr>
+            <w:r>
+              <w:rPr>
+                <w:rFonts w:ascii="Calibri" w:hAnsi="Calibri"/>
+                <w:color w:val="1E293B"/>
+                <w:sz w:val="18"/>
+              </w:rPr>
+              <w:t>Commercial General Liability</w:t>
+            </w:r>
+          </w:p>
+        </w:tc>
+        <w:tc>
+          <w:tcPr>
+            <w:tcW w:type="dxa" w:w="1872"/>
+            <w:shd w:fill="F8FAFC"/>
+            <w:tcBorders>
+              <w:top w:val="single" w:sz="4" w:space="0" w:color="CBD5E1"/>
+              <w:left w:val="none"/>
+              <w:bottom w:val="single" w:sz="4" w:space="0" w:color="CBD5E1"/>
+              <w:right w:val="none"/>
+            </w:tcBorders>
+          </w:tcPr>
+          <w:p>
+            <w:pPr>
+              <w:spacing w:before="80" w:after="80"/>
+              <w:jc w:val="left"/>
+            </w:pPr>
+            <w:r>
+              <w:rPr>
+                <w:rFonts w:ascii="Calibri" w:hAnsi="Calibri"/>
+                <w:color w:val="1E293B"/>
+                <w:sz w:val="18"/>
+              </w:rPr>
+              <w:t>Travelers Indemnity (A++ Superior)</w:t>
+            </w:r>
+          </w:p>
+        </w:tc>
+        <w:tc>
+          <w:tcPr>
+            <w:tcW w:type="dxa" w:w="1872"/>
+            <w:shd w:fill="F8FAFC"/>
+            <w:tcBorders>
+              <w:top w:val="single" w:sz="4" w:space="0" w:color="CBD5E1"/>
+              <w:left w:val="none"/>
+              <w:bottom w:val="single" w:sz="4" w:space="0" w:color="CBD5E1"/>
+              <w:right w:val="none"/>
+            </w:tcBorders>
+          </w:tcPr>
+          <w:p>
+            <w:pPr>
+              <w:spacing w:before="80" w:after="80"/>
+              <w:jc w:val="left"/>
+            </w:pPr>
+            <w:r>
+              <w:rPr>
+                <w:rFonts w:ascii="Calibri" w:hAnsi="Calibri"/>
+                <w:color w:val="1E293B"/>
+                <w:sz w:val="18"/>
+              </w:rPr>
+              <w:t>TRV-GL-9481204</w:t>
+            </w:r>
+          </w:p>
+        </w:tc>
+        <w:tc>
+          <w:tcPr>
+            <w:tcW w:type="dxa" w:w="1872"/>
+            <w:shd w:fill="F8FAFC"/>
+            <w:tcBorders>
+              <w:top w:val="single" w:sz="4" w:space="0" w:color="CBD5E1"/>
+              <w:left w:val="none"/>
+              <w:bottom w:val="single" w:sz="4" w:space="0" w:color="CBD5E1"/>
+              <w:right w:val="none"/>
+            </w:tcBorders>
+          </w:tcPr>
+          <w:p>
+            <w:pPr>
+              <w:spacing w:before="80" w:after="80"/>
+              <w:jc w:val="left"/>
+            </w:pPr>
+            <w:r>
+              <w:rPr>
+                <w:rFonts w:ascii="Calibri" w:hAnsi="Calibri"/>
+                <w:color w:val="1E293B"/>
+                <w:sz w:val="18"/>
+              </w:rPr>
+              <w:t>$2,000,000 General Aggregate / $1,000,000 Occurrence</w:t>
+            </w:r>
+          </w:p>
+        </w:tc>
+        <w:tc>
+          <w:tcPr>
+            <w:tcW w:type="dxa" w:w="1872"/>
+            <w:shd w:fill="F8FAFC"/>
+            <w:tcBorders>
+              <w:top w:val="single" w:sz="4" w:space="0" w:color="CBD5E1"/>
+              <w:left w:val="none"/>
+              <w:bottom w:val="single" w:sz="4" w:space="0" w:color="CBD5E1"/>
+              <w:right w:val="none"/>
+            </w:tcBorders>
+          </w:tcPr>
+          <w:p>
+            <w:pPr>
+              <w:spacing w:before="80" w:after="80"/>
+              <w:jc w:val="left"/>
+            </w:pPr>
+            <w:r>
+              <w:rPr>
+                <w:rFonts w:ascii="Calibri" w:hAnsi="Calibri"/>
+                <w:color w:val="1E293B"/>
+                <w:sz w:val="18"/>
+              </w:rPr>
+              <w:t>August 15, 2027</w:t>
+            </w:r>
+          </w:p>
+        </w:tc>
+      </w:tr>
+      <w:tr>
+        <w:tc>
+          <w:tcPr>
+            <w:tcW w:type="dxa" w:w="1872"/>
+            <w:shd w:fill="FFFFFF"/>
+            <w:tcBorders>
+              <w:top w:val="single" w:sz="4" w:space="0" w:color="CBD5E1"/>
+              <w:left w:val="none"/>
+              <w:bottom w:val="single" w:sz="4" w:space="0" w:color="CBD5E1"/>
+              <w:right w:val="none"/>
+            </w:tcBorders>
+          </w:tcPr>
+          <w:p>
+            <w:pPr>
+              <w:spacing w:before="80" w:after="80"/>
+              <w:jc w:val="left"/>
+            </w:pPr>
+            <w:r>
+              <w:rPr>
+                <w:rFonts w:ascii="Calibri" w:hAnsi="Calibri"/>
+                <w:color w:val="1E293B"/>
+                <w:sz w:val="18"/>
+              </w:rPr>
+              <w:t>Commercial Auto Liability</w:t>
+            </w:r>
+          </w:p>
+        </w:tc>
+        <w:tc>
+          <w:tcPr>
+            <w:tcW w:type="dxa" w:w="1872"/>
+            <w:shd w:fill="FFFFFF"/>
+            <w:tcBorders>
+              <w:top w:val="single" w:sz="4" w:space="0" w:color="CBD5E1"/>
+              <w:left w:val="none"/>
+              <w:bottom w:val="single" w:sz="4" w:space="0" w:color="CBD5E1"/>
+              <w:right w:val="none"/>
+            </w:tcBorders>
+          </w:tcPr>
+          <w:p>
+            <w:pPr>
+              <w:spacing w:before="80" w:after="80"/>
+              <w:jc w:val="left"/>
+            </w:pPr>
+            <w:r>
+              <w:rPr>
+                <w:rFonts w:ascii="Calibri" w:hAnsi="Calibri"/>
+                <w:color w:val="1E293B"/>
+                <w:sz w:val="18"/>
+              </w:rPr>
+              <w:t>Travelers Indemnity (A++ Superior)</w:t>
+            </w:r>
+          </w:p>
+        </w:tc>
+        <w:tc>
+          <w:tcPr>
+            <w:tcW w:type="dxa" w:w="1872"/>
+            <w:shd w:fill="FFFFFF"/>
+            <w:tcBorders>
+              <w:top w:val="single" w:sz="4" w:space="0" w:color="CBD5E1"/>
+              <w:left w:val="none"/>
+              <w:bottom w:val="single" w:sz="4" w:space="0" w:color="CBD5E1"/>
+              <w:right w:val="none"/>
+            </w:tcBorders>
+          </w:tcPr>
+          <w:p>
+            <w:pPr>
+              <w:spacing w:before="80" w:after="80"/>
+              <w:jc w:val="left"/>
+            </w:pPr>
+            <w:r>
+              <w:rPr>
+                <w:rFonts w:ascii="Calibri" w:hAnsi="Calibri"/>
+                <w:color w:val="1E293B"/>
+                <w:sz w:val="18"/>
+              </w:rPr>
+              <w:t>TRV-CA-4109281</w:t>
+            </w:r>
+          </w:p>
+        </w:tc>
+        <w:tc>
+          <w:tcPr>
+            <w:tcW w:type="dxa" w:w="1872"/>
+            <w:shd w:fill="FFFFFF"/>
+            <w:tcBorders>
+              <w:top w:val="single" w:sz="4" w:space="0" w:color="CBD5E1"/>
+              <w:left w:val="none"/>
+              <w:bottom w:val="single" w:sz="4" w:space="0" w:color="CBD5E1"/>
+              <w:right w:val="none"/>
+            </w:tcBorders>
+          </w:tcPr>
+          <w:p>
+            <w:pPr>
+              <w:spacing w:before="80" w:after="80"/>
+              <w:jc w:val="left"/>
+            </w:pPr>
+            <w:r>
+              <w:rPr>
+                <w:rFonts w:ascii="Calibri" w:hAnsi="Calibri"/>
+                <w:color w:val="1E293B"/>
+                <w:sz w:val="18"/>
+              </w:rPr>
+              <w:t>$1,000,000 Combined Single Limit (CSL)</w:t>
+            </w:r>
+          </w:p>
+        </w:tc>
+        <w:tc>
+          <w:tcPr>
+            <w:tcW w:type="dxa" w:w="1872"/>
+            <w:shd w:fill="FFFFFF"/>
+            <w:tcBorders>
+              <w:top w:val="single" w:sz="4" w:space="0" w:color="CBD5E1"/>
+              <w:left w:val="none"/>
+              <w:bottom w:val="single" w:sz="4" w:space="0" w:color="CBD5E1"/>
+              <w:right w:val="none"/>
+            </w:tcBorders>
+          </w:tcPr>
+          <w:p>
+            <w:pPr>
+              <w:spacing w:before="80" w:after="80"/>
+              <w:jc w:val="left"/>
+            </w:pPr>
+            <w:r>
+              <w:rPr>
+                <w:rFonts w:ascii="Calibri" w:hAnsi="Calibri"/>
+                <w:color w:val="1E293B"/>
+                <w:sz w:val="18"/>
+              </w:rPr>
+              <w:t>August 15, 2027</w:t>
+            </w:r>
+          </w:p>
+        </w:tc>
+      </w:tr>
+      <w:tr>
+        <w:tc>
+          <w:tcPr>
+            <w:tcW w:type="dxa" w:w="1872"/>
+            <w:shd w:fill="F8FAFC"/>
+            <w:tcBorders>
+              <w:top w:val="single" w:sz="4" w:space="0" w:color="CBD5E1"/>
+              <w:left w:val="none"/>
+              <w:bottom w:val="single" w:sz="4" w:space="0" w:color="CBD5E1"/>
+              <w:right w:val="none"/>
+            </w:tcBorders>
+          </w:tcPr>
+          <w:p>
+            <w:pPr>
+              <w:spacing w:before="80" w:after="80"/>
+              <w:jc w:val="left"/>
+            </w:pPr>
+            <w:r>
+              <w:rPr>
+                <w:rFonts w:ascii="Calibri" w:hAnsi="Calibri"/>
+                <w:color w:val="1E293B"/>
+                <w:sz w:val="18"/>
+              </w:rPr>
+              <w:t>Workers' Compensation &amp; Employers</w:t>
+            </w:r>
+          </w:p>
+        </w:tc>
+        <w:tc>
+          <w:tcPr>
+            <w:tcW w:type="dxa" w:w="1872"/>
+            <w:shd w:fill="F8FAFC"/>
+            <w:tcBorders>
+              <w:top w:val="single" w:sz="4" w:space="0" w:color="CBD5E1"/>
+              <w:left w:val="none"/>
+              <w:bottom w:val="single" w:sz="4" w:space="0" w:color="CBD5E1"/>
+              <w:right w:val="none"/>
+            </w:tcBorders>
+          </w:tcPr>
+          <w:p>
+            <w:pPr>
+              <w:spacing w:before="80" w:after="80"/>
+              <w:jc w:val="left"/>
+            </w:pPr>
+            <w:r>
+              <w:rPr>
+                <w:rFonts w:ascii="Calibri" w:hAnsi="Calibri"/>
+                <w:color w:val="1E293B"/>
+                <w:sz w:val="18"/>
+              </w:rPr>
+              <w:t>Florida Workers' Comp Fund</w:t>
+            </w:r>
+          </w:p>
+        </w:tc>
+        <w:tc>
+          <w:tcPr>
+            <w:tcW w:type="dxa" w:w="1872"/>
+            <w:shd w:fill="F8FAFC"/>
+            <w:tcBorders>
+              <w:top w:val="single" w:sz="4" w:space="0" w:color="CBD5E1"/>
+              <w:left w:val="none"/>
+              <w:bottom w:val="single" w:sz="4" w:space="0" w:color="CBD5E1"/>
+              <w:right w:val="none"/>
+            </w:tcBorders>
+          </w:tcPr>
+          <w:p>
+            <w:pPr>
+              <w:spacing w:before="80" w:after="80"/>
+              <w:jc w:val="left"/>
+            </w:pPr>
+            <w:r>
+              <w:rPr>
+                <w:rFonts w:ascii="Calibri" w:hAnsi="Calibri"/>
+                <w:color w:val="1E293B"/>
+                <w:sz w:val="18"/>
+              </w:rPr>
+              <w:t>FWC-941028-02</w:t>
+            </w:r>
+          </w:p>
+        </w:tc>
+        <w:tc>
+          <w:tcPr>
+            <w:tcW w:type="dxa" w:w="1872"/>
+            <w:shd w:fill="F8FAFC"/>
+            <w:tcBorders>
+              <w:top w:val="single" w:sz="4" w:space="0" w:color="CBD5E1"/>
+              <w:left w:val="none"/>
+              <w:bottom w:val="single" w:sz="4" w:space="0" w:color="CBD5E1"/>
+              <w:right w:val="none"/>
+            </w:tcBorders>
+          </w:tcPr>
+          <w:p>
+            <w:pPr>
+              <w:spacing w:before="80" w:after="80"/>
+              <w:jc w:val="left"/>
+            </w:pPr>
+            <w:r>
+              <w:rPr>
+                <w:rFonts w:ascii="Calibri" w:hAnsi="Calibri"/>
+                <w:color w:val="1E293B"/>
+                <w:sz w:val="18"/>
+              </w:rPr>
+              <w:t>Statutory Limits / $1,000,000 Employer Liability</w:t>
+            </w:r>
+          </w:p>
+        </w:tc>
+        <w:tc>
+          <w:tcPr>
+            <w:tcW w:type="dxa" w:w="1872"/>
+            <w:shd w:fill="F8FAFC"/>
+            <w:tcBorders>
+              <w:top w:val="single" w:sz="4" w:space="0" w:color="CBD5E1"/>
+              <w:left w:val="none"/>
+              <w:bottom w:val="single" w:sz="4" w:space="0" w:color="CBD5E1"/>
+              <w:right w:val="none"/>
+            </w:tcBorders>
+          </w:tcPr>
+          <w:p>
+            <w:pPr>
+              <w:spacing w:before="80" w:after="80"/>
+              <w:jc w:val="left"/>
+            </w:pPr>
+            <w:r>
+              <w:rPr>
+                <w:rFonts w:ascii="Calibri" w:hAnsi="Calibri"/>
+                <w:color w:val="1E293B"/>
+                <w:sz w:val="18"/>
+              </w:rPr>
+              <w:t>August 15, 2027</w:t>
+            </w:r>
+          </w:p>
+        </w:tc>
+      </w:tr>
+      <w:tr>
+        <w:tc>
+          <w:tcPr>
+            <w:tcW w:type="dxa" w:w="1872"/>
+            <w:shd w:fill="FFFFFF"/>
+            <w:tcBorders>
+              <w:top w:val="single" w:sz="4" w:space="0" w:color="CBD5E1"/>
+              <w:left w:val="none"/>
+              <w:bottom w:val="single" w:sz="4" w:space="0" w:color="CBD5E1"/>
+              <w:right w:val="none"/>
+            </w:tcBorders>
+          </w:tcPr>
+          <w:p>
+            <w:pPr>
+              <w:spacing w:before="80" w:after="80"/>
+              <w:jc w:val="left"/>
+            </w:pPr>
+            <w:r>
+              <w:rPr>
+                <w:rFonts w:ascii="Calibri" w:hAnsi="Calibri"/>
+                <w:color w:val="1E293B"/>
+                <w:sz w:val="18"/>
+              </w:rPr>
+              <w:t>Commercial Umbrella / Excess</w:t>
+            </w:r>
+          </w:p>
+        </w:tc>
+        <w:tc>
+          <w:tcPr>
+            <w:tcW w:type="dxa" w:w="1872"/>
+            <w:shd w:fill="FFFFFF"/>
+            <w:tcBorders>
+              <w:top w:val="single" w:sz="4" w:space="0" w:color="CBD5E1"/>
+              <w:left w:val="none"/>
+              <w:bottom w:val="single" w:sz="4" w:space="0" w:color="CBD5E1"/>
+              <w:right w:val="none"/>
+            </w:tcBorders>
+          </w:tcPr>
+          <w:p>
+            <w:pPr>
+              <w:spacing w:before="80" w:after="80"/>
+              <w:jc w:val="left"/>
+            </w:pPr>
+            <w:r>
+              <w:rPr>
+                <w:rFonts w:ascii="Calibri" w:hAnsi="Calibri"/>
+                <w:color w:val="1E293B"/>
+                <w:sz w:val="18"/>
+              </w:rPr>
+              <w:t>Travelers Indemnity (A++ Superior)</w:t>
+            </w:r>
+          </w:p>
+        </w:tc>
+        <w:tc>
+          <w:tcPr>
+            <w:tcW w:type="dxa" w:w="1872"/>
+            <w:shd w:fill="FFFFFF"/>
+            <w:tcBorders>
+              <w:top w:val="single" w:sz="4" w:space="0" w:color="CBD5E1"/>
+              <w:left w:val="none"/>
+              <w:bottom w:val="single" w:sz="4" w:space="0" w:color="CBD5E1"/>
+              <w:right w:val="none"/>
+            </w:tcBorders>
+          </w:tcPr>
+          <w:p>
+            <w:pPr>
+              <w:spacing w:before="80" w:after="80"/>
+              <w:jc w:val="left"/>
+            </w:pPr>
+            <w:r>
+              <w:rPr>
+                <w:rFonts w:ascii="Calibri" w:hAnsi="Calibri"/>
+                <w:color w:val="1E293B"/>
+                <w:sz w:val="18"/>
+              </w:rPr>
+              <w:t>TRV-UMB-190284</w:t>
+            </w:r>
+          </w:p>
+        </w:tc>
+        <w:tc>
+          <w:tcPr>
+            <w:tcW w:type="dxa" w:w="1872"/>
+            <w:shd w:fill="FFFFFF"/>
+            <w:tcBorders>
+              <w:top w:val="single" w:sz="4" w:space="0" w:color="CBD5E1"/>
+              <w:left w:val="none"/>
+              <w:bottom w:val="single" w:sz="4" w:space="0" w:color="CBD5E1"/>
+              <w:right w:val="none"/>
+            </w:tcBorders>
+          </w:tcPr>
+          <w:p>
+            <w:pPr>
+              <w:spacing w:before="80" w:after="80"/>
+              <w:jc w:val="left"/>
+            </w:pPr>
+            <w:r>
+              <w:rPr>
+                <w:rFonts w:ascii="Calibri" w:hAnsi="Calibri"/>
+                <w:color w:val="1E293B"/>
+                <w:sz w:val="18"/>
+              </w:rPr>
+              <w:t>$5,000,000 Aggregate / $5,000,000 Occurrence</w:t>
+            </w:r>
+          </w:p>
+        </w:tc>
+        <w:tc>
+          <w:tcPr>
+            <w:tcW w:type="dxa" w:w="1872"/>
+            <w:shd w:fill="FFFFFF"/>
+            <w:tcBorders>
+              <w:top w:val="single" w:sz="4" w:space="0" w:color="CBD5E1"/>
+              <w:left w:val="none"/>
+              <w:bottom w:val="single" w:sz="4" w:space="0" w:color="CBD5E1"/>
+              <w:right w:val="none"/>
+            </w:tcBorders>
+          </w:tcPr>
+          <w:p>
+            <w:pPr>
+              <w:spacing w:before="80" w:after="80"/>
+              <w:jc w:val="left"/>
+            </w:pPr>
+            <w:r>
+              <w:rPr>
+                <w:rFonts w:ascii="Calibri" w:hAnsi="Calibri"/>
+                <w:color w:val="1E293B"/>
+                <w:sz w:val="18"/>
+              </w:rPr>
+              <w:t>August 15, 2027</w:t>
+            </w:r>
+          </w:p>
+        </w:tc>
+      </w:tr>
+      <w:tr>
+        <w:tc>
+          <w:tcPr>
+            <w:tcW w:type="dxa" w:w="1872"/>
+            <w:shd w:fill="F8FAFC"/>
+            <w:tcBorders>
+              <w:top w:val="single" w:sz="4" w:space="0" w:color="CBD5E1"/>
+              <w:left w:val="none"/>
+              <w:bottom w:val="single" w:sz="4" w:space="0" w:color="CBD5E1"/>
+              <w:right w:val="none"/>
+            </w:tcBorders>
+          </w:tcPr>
+          <w:p>
+            <w:pPr>
+              <w:spacing w:before="80" w:after="80"/>
+              <w:jc w:val="left"/>
+            </w:pPr>
+            <w:r>
+              <w:rPr>
+                <w:rFonts w:ascii="Calibri" w:hAnsi="Calibri"/>
+                <w:color w:val="1E293B"/>
+                <w:sz w:val="18"/>
+              </w:rPr>
+              <w:t>Janitorial Service Bond</w:t>
+            </w:r>
+          </w:p>
+        </w:tc>
+        <w:tc>
+          <w:tcPr>
+            <w:tcW w:type="dxa" w:w="1872"/>
+            <w:shd w:fill="F8FAFC"/>
+            <w:tcBorders>
+              <w:top w:val="single" w:sz="4" w:space="0" w:color="CBD5E1"/>
+              <w:left w:val="none"/>
+              <w:bottom w:val="single" w:sz="4" w:space="0" w:color="CBD5E1"/>
+              <w:right w:val="none"/>
+            </w:tcBorders>
+          </w:tcPr>
+          <w:p>
+            <w:pPr>
+              <w:spacing w:before="80" w:after="80"/>
+              <w:jc w:val="left"/>
+            </w:pPr>
+            <w:r>
+              <w:rPr>
+                <w:rFonts w:ascii="Calibri" w:hAnsi="Calibri"/>
+                <w:color w:val="1E293B"/>
+                <w:sz w:val="18"/>
+              </w:rPr>
+              <w:t>Western Surety Company</w:t>
+            </w:r>
+          </w:p>
+        </w:tc>
+        <w:tc>
+          <w:tcPr>
+            <w:tcW w:type="dxa" w:w="1872"/>
+            <w:shd w:fill="F8FAFC"/>
+            <w:tcBorders>
+              <w:top w:val="single" w:sz="4" w:space="0" w:color="CBD5E1"/>
+              <w:left w:val="none"/>
+              <w:bottom w:val="single" w:sz="4" w:space="0" w:color="CBD5E1"/>
+              <w:right w:val="none"/>
+            </w:tcBorders>
+          </w:tcPr>
+          <w:p>
+            <w:pPr>
+              <w:spacing w:before="80" w:after="80"/>
+              <w:jc w:val="left"/>
+            </w:pPr>
+            <w:r>
+              <w:rPr>
+                <w:rFonts w:ascii="Calibri" w:hAnsi="Calibri"/>
+                <w:color w:val="1E293B"/>
+                <w:sz w:val="18"/>
+              </w:rPr>
+              <w:t>WSC-BND-48201</w:t>
+            </w:r>
+          </w:p>
+        </w:tc>
+        <w:tc>
+          <w:tcPr>
+            <w:tcW w:type="dxa" w:w="1872"/>
+            <w:shd w:fill="F8FAFC"/>
+            <w:tcBorders>
+              <w:top w:val="single" w:sz="4" w:space="0" w:color="CBD5E1"/>
+              <w:left w:val="none"/>
+              <w:bottom w:val="single" w:sz="4" w:space="0" w:color="CBD5E1"/>
+              <w:right w:val="none"/>
+            </w:tcBorders>
+          </w:tcPr>
+          <w:p>
+            <w:pPr>
+              <w:spacing w:before="80" w:after="80"/>
+              <w:jc w:val="left"/>
+            </w:pPr>
+            <w:r>
+              <w:rPr>
+                <w:rFonts w:ascii="Calibri" w:hAnsi="Calibri"/>
+                <w:color w:val="1E293B"/>
+                <w:sz w:val="18"/>
+              </w:rPr>
+              <w:t>$100,000 Employee Dishonesty &amp; Theft Bond</w:t>
+            </w:r>
+          </w:p>
+        </w:tc>
+        <w:tc>
+          <w:tcPr>
+            <w:tcW w:type="dxa" w:w="1872"/>
+            <w:shd w:fill="F8FAFC"/>
+            <w:tcBorders>
+              <w:top w:val="single" w:sz="4" w:space="0" w:color="CBD5E1"/>
+              <w:left w:val="none"/>
+              <w:bottom w:val="single" w:sz="4" w:space="0" w:color="CBD5E1"/>
+              <w:right w:val="none"/>
+            </w:tcBorders>
+          </w:tcPr>
+          <w:p>
+            <w:pPr>
+              <w:spacing w:before="80" w:after="80"/>
+              <w:jc w:val="left"/>
+            </w:pPr>
+            <w:r>
+              <w:rPr>
+                <w:rFonts w:ascii="Calibri" w:hAnsi="Calibri"/>
+                <w:color w:val="1E293B"/>
+                <w:sz w:val="18"/>
+              </w:rPr>
+              <w:t>August 15, 2027</w:t>
+            </w:r>
+          </w:p>
+        </w:tc>
+      </w:tr>
+    </w:tbl>
+    <w:p>
+      <w:pPr>
+        <w:spacing w:before="0" w:after="160"/>
+      </w:pPr>
+    </w:p>
+    <w:p>
+      <w:r>
+        <w:br w:type="page"/>
+      </w:r>
+    </w:p>
+    <w:p>
+      <w:pPr>
+        <w:keepNext/>
+        <w:spacing w:before="280" w:after="80"/>
+      </w:pPr>
+      <w:r>
+        <w:rPr>
+          <w:rFonts w:ascii="Calibri" w:hAnsi="Calibri"/>
+          <w:b/>
+          <w:color w:val="0F172A"/>
+          <w:sz w:val="26"/>
+        </w:rPr>
+        <w:t>SECTION 3: EMPLOYEE SCREENING, OSHA HAZCOM &amp; SAFETY PROGRAM</w:t>
+      </w:r>
+    </w:p>
+    <w:p>
+      <w:pPr>
+        <w:spacing w:before="0" w:after="120" w:line="276" w:lineRule="auto"/>
+      </w:pPr>
+      <w:r>
+        <w:rPr>
+          <w:rFonts w:ascii="Calibri" w:hAnsi="Calibri"/>
+          <w:color w:val="1E293B"/>
+          <w:sz w:val="20"/>
+        </w:rPr>
+        <w:t>Every employee deployed to client properties must satisfy the following safety protocols:</w:t>
+      </w:r>
+    </w:p>
+    <w:p>
+      <w:pPr>
+        <w:pStyle w:val="ListBullet"/>
+        <w:spacing w:before="0" w:after="60" w:line="276" w:lineRule="auto"/>
+      </w:pPr>
+      <w:r>
+        <w:rPr>
+          <w:rFonts w:ascii="Calibri" w:hAnsi="Calibri"/>
+          <w:color w:val="1E293B"/>
+          <w:sz w:val="20"/>
+        </w:rPr>
+        <w:t>Mandatory 10-panel drug screening administered through Quest Diagnostics.</w:t>
+      </w:r>
+    </w:p>
+    <w:p>
+      <w:pPr>
+        <w:pStyle w:val="ListBullet"/>
+        <w:spacing w:before="0" w:after="60" w:line="276" w:lineRule="auto"/>
+      </w:pPr>
+      <w:r>
+        <w:rPr>
+          <w:rFonts w:ascii="Calibri" w:hAnsi="Calibri"/>
+          <w:color w:val="1E293B"/>
+          <w:sz w:val="20"/>
+        </w:rPr>
+        <w:t>Florida Department of Law Enforcement (FDLE) statewide criminal history background screening.</w:t>
+      </w:r>
+    </w:p>
+    <w:p>
+      <w:pPr>
+        <w:pStyle w:val="ListBullet"/>
+        <w:spacing w:before="0" w:after="60" w:line="276" w:lineRule="auto"/>
+      </w:pPr>
+      <w:r>
+        <w:rPr>
+          <w:rFonts w:ascii="Calibri" w:hAnsi="Calibri"/>
+          <w:color w:val="1E293B"/>
+          <w:sz w:val="20"/>
+        </w:rPr>
+        <w:t>E-Verify federal employment eligibility verification.</w:t>
+      </w:r>
+    </w:p>
+    <w:p>
+      <w:pPr>
+        <w:pStyle w:val="ListBullet"/>
+        <w:spacing w:before="0" w:after="60" w:line="276" w:lineRule="auto"/>
+      </w:pPr>
+      <w:r>
+        <w:rPr>
+          <w:rFonts w:ascii="Calibri" w:hAnsi="Calibri"/>
+          <w:color w:val="1E293B"/>
+          <w:sz w:val="20"/>
+        </w:rPr>
+        <w:t>16 hours of mandatory OSHA Hazard Communication, Bloodborne Pathogen (29 CFR 1910.1030), and PPE compliance training prior to first facility deployment.</w:t>
+      </w:r>
+    </w:p>
+    <w:p>
+      <w:pPr>
+        <w:pStyle w:val="ListBullet"/>
+        <w:spacing w:before="0" w:after="60" w:line="276" w:lineRule="auto"/>
+      </w:pPr>
+      <w:r>
+        <w:rPr>
+          <w:rFonts w:ascii="Calibri" w:hAnsi="Calibri"/>
+          <w:color w:val="1E293B"/>
+          <w:sz w:val="20"/>
+        </w:rPr>
+        <w:t>Safety Data Sheets (SDS) maintained in bilingual binders at every client janitorial closet and accessible via QR code on mobile devices.</w:t>
       </w:r>
     </w:p>
     <w:sectPr>
@@ -89,7 +1127,7 @@
       <w:jc w:val="right"/>
     </w:pPr>
     <w:r>
-      <w:t>Liza Facilities Maintenance — Vendor Onboarding Notes</w:t>
+      <w:t>Coastal Shine Commercial Cleaning — Commercial Vendor Prequa</w:t>
     </w:r>
   </w:p>
 </w:hdr>

--- a/public/chat_files/liza_vendor_packet_draft.docx
+++ b/public/chat_files/liza_vendor_packet_draft.docx
@@ -13,7 +13,7 @@
           <w:color w:val="0F172A"/>
           <w:sz w:val="44"/>
         </w:rPr>
-        <w:t>Coastal Shine Commercial Cleaning — Commercial Vendor Prequalification Packet (Draft)</w:t>
+        <w:t>Liza Facilities Maintenance — Vendor Onboarding Notes</w:t>
       </w:r>
     </w:p>
     <w:p>
@@ -26,7 +26,7 @@
           <w:color w:val="1E293B"/>
           <w:sz w:val="20"/>
         </w:rPr>
-        <w:t>COMPANY: Coastal Shine Commercial Cleaning LLC · Tampa, Florida</w:t>
+        <w:t>Need formal W-9, Certificate of Insurance, and ACH direct deposit forms.</w:t>
       </w:r>
     </w:p>
     <w:p>
@@ -39,7 +39,7 @@
           <w:color w:val="1E293B"/>
           <w:sz w:val="20"/>
         </w:rPr>
-        <w:t>DOCUMENT: Master Commercial Facilities Vendor Prequalification Packet</w:t>
+        <w:t>Rate schedule needs commercial pricing for 4-building medical plaza RFP.</w:t>
       </w:r>
     </w:p>
     <w:p>
@@ -52,1045 +52,7 @@
           <w:color w:val="1E293B"/>
           <w:sz w:val="20"/>
         </w:rPr>
-        <w:t>TARGET CLIENTS: Commercial Property Managers, Healthcare Facility Directors, Corporate Campus Leads</w:t>
-      </w:r>
-    </w:p>
-    <w:p>
-      <w:r>
-        <w:br w:type="page"/>
-      </w:r>
-    </w:p>
-    <w:p>
-      <w:pPr>
-        <w:keepNext/>
-        <w:spacing w:before="280" w:after="80"/>
-      </w:pPr>
-      <w:r>
-        <w:rPr>
-          <w:rFonts w:ascii="Calibri" w:hAnsi="Calibri"/>
-          <w:b/>
-          <w:color w:val="0F172A"/>
-          <w:sz w:val="26"/>
-        </w:rPr>
-        <w:t>SECTION 1: CORPORATE IDENTITY &amp; LICENSURE</w:t>
-      </w:r>
-    </w:p>
-    <w:p>
-      <w:pPr>
-        <w:spacing w:before="0" w:after="120" w:line="276" w:lineRule="auto"/>
-      </w:pPr>
-      <w:r>
-        <w:rPr>
-          <w:rFonts w:ascii="Calibri" w:hAnsi="Calibri"/>
-          <w:color w:val="1E293B"/>
-          <w:sz w:val="20"/>
-        </w:rPr>
-        <w:t>Legal Entity Name: Coastal Shine Commercial Cleaning LLC</w:t>
-      </w:r>
-    </w:p>
-    <w:p>
-      <w:pPr>
-        <w:spacing w:before="0" w:after="120" w:line="276" w:lineRule="auto"/>
-      </w:pPr>
-      <w:r>
-        <w:rPr>
-          <w:rFonts w:ascii="Calibri" w:hAnsi="Calibri"/>
-          <w:color w:val="1E293B"/>
-          <w:sz w:val="20"/>
-        </w:rPr>
-        <w:t>Federal Employer Identification Number (FEIN): 82-4192841</w:t>
-      </w:r>
-    </w:p>
-    <w:p>
-      <w:pPr>
-        <w:spacing w:before="0" w:after="120" w:line="276" w:lineRule="auto"/>
-      </w:pPr>
-      <w:r>
-        <w:rPr>
-          <w:rFonts w:ascii="Calibri" w:hAnsi="Calibri"/>
-          <w:color w:val="1E293B"/>
-          <w:sz w:val="20"/>
-        </w:rPr>
-        <w:t>Florida Entity Registration: Document #L18000219482 · Active &amp; In Good Standing</w:t>
-      </w:r>
-    </w:p>
-    <w:p>
-      <w:pPr>
-        <w:spacing w:before="0" w:after="120" w:line="276" w:lineRule="auto"/>
-      </w:pPr>
-      <w:r>
-        <w:rPr>
-          <w:rFonts w:ascii="Calibri" w:hAnsi="Calibri"/>
-          <w:color w:val="1E293B"/>
-          <w:sz w:val="20"/>
-        </w:rPr>
-        <w:t>Registered Physical Address: 4830 W Kennedy Blvd, Suite 300, Tampa, FL 33609</w:t>
-      </w:r>
-    </w:p>
-    <w:p>
-      <w:pPr>
-        <w:spacing w:before="0" w:after="120" w:line="276" w:lineRule="auto"/>
-      </w:pPr>
-      <w:r>
-        <w:rPr>
-          <w:rFonts w:ascii="Calibri" w:hAnsi="Calibri"/>
-          <w:color w:val="1E293B"/>
-          <w:sz w:val="20"/>
-        </w:rPr>
-        <w:t>Commercial Banking Partner: Fifth Third Bank, Commercial Treasury Division, Tampa FL</w:t>
-      </w:r>
-    </w:p>
-    <w:p>
-      <w:r>
-        <w:br w:type="page"/>
-      </w:r>
-    </w:p>
-    <w:p>
-      <w:pPr>
-        <w:keepNext/>
-        <w:spacing w:before="280" w:after="80"/>
-      </w:pPr>
-      <w:r>
-        <w:rPr>
-          <w:rFonts w:ascii="Calibri" w:hAnsi="Calibri"/>
-          <w:b/>
-          <w:color w:val="0F172A"/>
-          <w:sz w:val="26"/>
-        </w:rPr>
-        <w:t>SECTION 2: COMMERCIAL INSURANCE &amp; INDEMNIFICATION</w:t>
-      </w:r>
-    </w:p>
-    <w:p>
-      <w:pPr>
-        <w:spacing w:before="0" w:after="120" w:line="276" w:lineRule="auto"/>
-      </w:pPr>
-      <w:r>
-        <w:rPr>
-          <w:rFonts w:ascii="Calibri" w:hAnsi="Calibri"/>
-          <w:color w:val="1E293B"/>
-          <w:sz w:val="20"/>
-        </w:rPr>
-        <w:t>Coastal Shine maintains comprehensive commercial insurance meeting or exceeding Tier-1 institutional landlord standards:</w:t>
-      </w:r>
-    </w:p>
-    <w:tbl>
-      <w:tblPr>
-        <w:tblW w:type="auto" w:w="0"/>
-        <w:jc w:val="center"/>
-        <w:tblLayout w:type="autofit"/>
-        <w:tblLook w:firstColumn="1" w:firstRow="1" w:lastColumn="0" w:lastRow="0" w:noHBand="0" w:noVBand="1" w:val="04A0"/>
-      </w:tblPr>
-      <w:tblGrid>
-        <w:gridCol w:w="1872"/>
-        <w:gridCol w:w="1872"/>
-        <w:gridCol w:w="1872"/>
-        <w:gridCol w:w="1872"/>
-        <w:gridCol w:w="1872"/>
-      </w:tblGrid>
-      <w:tr>
-        <w:tc>
-          <w:tcPr>
-            <w:tcW w:type="dxa" w:w="1872"/>
-            <w:shd w:fill="0F172A"/>
-            <w:tcBorders>
-              <w:top w:val="single" w:sz="4" w:space="0" w:color="CBD5E1"/>
-              <w:left w:val="none"/>
-              <w:bottom w:val="single" w:sz="4" w:space="0" w:color="CBD5E1"/>
-              <w:right w:val="none"/>
-            </w:tcBorders>
-          </w:tcPr>
-          <w:p>
-            <w:pPr>
-              <w:spacing w:before="80" w:after="80"/>
-              <w:jc w:val="center"/>
-            </w:pPr>
-            <w:r>
-              <w:rPr>
-                <w:rFonts w:ascii="Calibri" w:hAnsi="Calibri"/>
-                <w:b/>
-                <w:color w:val="FFFFFF"/>
-                <w:sz w:val="19"/>
-              </w:rPr>
-              <w:t>Coverage Description</w:t>
-            </w:r>
-          </w:p>
-        </w:tc>
-        <w:tc>
-          <w:tcPr>
-            <w:tcW w:type="dxa" w:w="1872"/>
-            <w:shd w:fill="0F172A"/>
-            <w:tcBorders>
-              <w:top w:val="single" w:sz="4" w:space="0" w:color="CBD5E1"/>
-              <w:left w:val="none"/>
-              <w:bottom w:val="single" w:sz="4" w:space="0" w:color="CBD5E1"/>
-              <w:right w:val="none"/>
-            </w:tcBorders>
-          </w:tcPr>
-          <w:p>
-            <w:pPr>
-              <w:spacing w:before="80" w:after="80"/>
-              <w:jc w:val="center"/>
-            </w:pPr>
-            <w:r>
-              <w:rPr>
-                <w:rFonts w:ascii="Calibri" w:hAnsi="Calibri"/>
-                <w:b/>
-                <w:color w:val="FFFFFF"/>
-                <w:sz w:val="19"/>
-              </w:rPr>
-              <w:t>Carrier &amp; Rating</w:t>
-            </w:r>
-          </w:p>
-        </w:tc>
-        <w:tc>
-          <w:tcPr>
-            <w:tcW w:type="dxa" w:w="1872"/>
-            <w:shd w:fill="0F172A"/>
-            <w:tcBorders>
-              <w:top w:val="single" w:sz="4" w:space="0" w:color="CBD5E1"/>
-              <w:left w:val="none"/>
-              <w:bottom w:val="single" w:sz="4" w:space="0" w:color="CBD5E1"/>
-              <w:right w:val="none"/>
-            </w:tcBorders>
-          </w:tcPr>
-          <w:p>
-            <w:pPr>
-              <w:spacing w:before="80" w:after="80"/>
-              <w:jc w:val="center"/>
-            </w:pPr>
-            <w:r>
-              <w:rPr>
-                <w:rFonts w:ascii="Calibri" w:hAnsi="Calibri"/>
-                <w:b/>
-                <w:color w:val="FFFFFF"/>
-                <w:sz w:val="19"/>
-              </w:rPr>
-              <w:t>Policy Number</w:t>
-            </w:r>
-          </w:p>
-        </w:tc>
-        <w:tc>
-          <w:tcPr>
-            <w:tcW w:type="dxa" w:w="1872"/>
-            <w:shd w:fill="0F172A"/>
-            <w:tcBorders>
-              <w:top w:val="single" w:sz="4" w:space="0" w:color="CBD5E1"/>
-              <w:left w:val="none"/>
-              <w:bottom w:val="single" w:sz="4" w:space="0" w:color="CBD5E1"/>
-              <w:right w:val="none"/>
-            </w:tcBorders>
-          </w:tcPr>
-          <w:p>
-            <w:pPr>
-              <w:spacing w:before="80" w:after="80"/>
-              <w:jc w:val="center"/>
-            </w:pPr>
-            <w:r>
-              <w:rPr>
-                <w:rFonts w:ascii="Calibri" w:hAnsi="Calibri"/>
-                <w:b/>
-                <w:color w:val="FFFFFF"/>
-                <w:sz w:val="19"/>
-              </w:rPr>
-              <w:t>Coverage Limits</w:t>
-            </w:r>
-          </w:p>
-        </w:tc>
-        <w:tc>
-          <w:tcPr>
-            <w:tcW w:type="dxa" w:w="1872"/>
-            <w:shd w:fill="0F172A"/>
-            <w:tcBorders>
-              <w:top w:val="single" w:sz="4" w:space="0" w:color="CBD5E1"/>
-              <w:left w:val="none"/>
-              <w:bottom w:val="single" w:sz="4" w:space="0" w:color="CBD5E1"/>
-              <w:right w:val="none"/>
-            </w:tcBorders>
-          </w:tcPr>
-          <w:p>
-            <w:pPr>
-              <w:spacing w:before="80" w:after="80"/>
-              <w:jc w:val="center"/>
-            </w:pPr>
-            <w:r>
-              <w:rPr>
-                <w:rFonts w:ascii="Calibri" w:hAnsi="Calibri"/>
-                <w:b/>
-                <w:color w:val="FFFFFF"/>
-                <w:sz w:val="19"/>
-              </w:rPr>
-              <w:t>Expiration Date</w:t>
-            </w:r>
-          </w:p>
-        </w:tc>
-      </w:tr>
-      <w:tr>
-        <w:tc>
-          <w:tcPr>
-            <w:tcW w:type="dxa" w:w="1872"/>
-            <w:shd w:fill="F8FAFC"/>
-            <w:tcBorders>
-              <w:top w:val="single" w:sz="4" w:space="0" w:color="CBD5E1"/>
-              <w:left w:val="none"/>
-              <w:bottom w:val="single" w:sz="4" w:space="0" w:color="CBD5E1"/>
-              <w:right w:val="none"/>
-            </w:tcBorders>
-          </w:tcPr>
-          <w:p>
-            <w:pPr>
-              <w:spacing w:before="80" w:after="80"/>
-              <w:jc w:val="left"/>
-            </w:pPr>
-            <w:r>
-              <w:rPr>
-                <w:rFonts w:ascii="Calibri" w:hAnsi="Calibri"/>
-                <w:color w:val="1E293B"/>
-                <w:sz w:val="18"/>
-              </w:rPr>
-              <w:t>Commercial General Liability</w:t>
-            </w:r>
-          </w:p>
-        </w:tc>
-        <w:tc>
-          <w:tcPr>
-            <w:tcW w:type="dxa" w:w="1872"/>
-            <w:shd w:fill="F8FAFC"/>
-            <w:tcBorders>
-              <w:top w:val="single" w:sz="4" w:space="0" w:color="CBD5E1"/>
-              <w:left w:val="none"/>
-              <w:bottom w:val="single" w:sz="4" w:space="0" w:color="CBD5E1"/>
-              <w:right w:val="none"/>
-            </w:tcBorders>
-          </w:tcPr>
-          <w:p>
-            <w:pPr>
-              <w:spacing w:before="80" w:after="80"/>
-              <w:jc w:val="left"/>
-            </w:pPr>
-            <w:r>
-              <w:rPr>
-                <w:rFonts w:ascii="Calibri" w:hAnsi="Calibri"/>
-                <w:color w:val="1E293B"/>
-                <w:sz w:val="18"/>
-              </w:rPr>
-              <w:t>Travelers Indemnity (A++ Superior)</w:t>
-            </w:r>
-          </w:p>
-        </w:tc>
-        <w:tc>
-          <w:tcPr>
-            <w:tcW w:type="dxa" w:w="1872"/>
-            <w:shd w:fill="F8FAFC"/>
-            <w:tcBorders>
-              <w:top w:val="single" w:sz="4" w:space="0" w:color="CBD5E1"/>
-              <w:left w:val="none"/>
-              <w:bottom w:val="single" w:sz="4" w:space="0" w:color="CBD5E1"/>
-              <w:right w:val="none"/>
-            </w:tcBorders>
-          </w:tcPr>
-          <w:p>
-            <w:pPr>
-              <w:spacing w:before="80" w:after="80"/>
-              <w:jc w:val="left"/>
-            </w:pPr>
-            <w:r>
-              <w:rPr>
-                <w:rFonts w:ascii="Calibri" w:hAnsi="Calibri"/>
-                <w:color w:val="1E293B"/>
-                <w:sz w:val="18"/>
-              </w:rPr>
-              <w:t>TRV-GL-9481204</w:t>
-            </w:r>
-          </w:p>
-        </w:tc>
-        <w:tc>
-          <w:tcPr>
-            <w:tcW w:type="dxa" w:w="1872"/>
-            <w:shd w:fill="F8FAFC"/>
-            <w:tcBorders>
-              <w:top w:val="single" w:sz="4" w:space="0" w:color="CBD5E1"/>
-              <w:left w:val="none"/>
-              <w:bottom w:val="single" w:sz="4" w:space="0" w:color="CBD5E1"/>
-              <w:right w:val="none"/>
-            </w:tcBorders>
-          </w:tcPr>
-          <w:p>
-            <w:pPr>
-              <w:spacing w:before="80" w:after="80"/>
-              <w:jc w:val="left"/>
-            </w:pPr>
-            <w:r>
-              <w:rPr>
-                <w:rFonts w:ascii="Calibri" w:hAnsi="Calibri"/>
-                <w:color w:val="1E293B"/>
-                <w:sz w:val="18"/>
-              </w:rPr>
-              <w:t>$2,000,000 General Aggregate / $1,000,000 Occurrence</w:t>
-            </w:r>
-          </w:p>
-        </w:tc>
-        <w:tc>
-          <w:tcPr>
-            <w:tcW w:type="dxa" w:w="1872"/>
-            <w:shd w:fill="F8FAFC"/>
-            <w:tcBorders>
-              <w:top w:val="single" w:sz="4" w:space="0" w:color="CBD5E1"/>
-              <w:left w:val="none"/>
-              <w:bottom w:val="single" w:sz="4" w:space="0" w:color="CBD5E1"/>
-              <w:right w:val="none"/>
-            </w:tcBorders>
-          </w:tcPr>
-          <w:p>
-            <w:pPr>
-              <w:spacing w:before="80" w:after="80"/>
-              <w:jc w:val="left"/>
-            </w:pPr>
-            <w:r>
-              <w:rPr>
-                <w:rFonts w:ascii="Calibri" w:hAnsi="Calibri"/>
-                <w:color w:val="1E293B"/>
-                <w:sz w:val="18"/>
-              </w:rPr>
-              <w:t>August 15, 2027</w:t>
-            </w:r>
-          </w:p>
-        </w:tc>
-      </w:tr>
-      <w:tr>
-        <w:tc>
-          <w:tcPr>
-            <w:tcW w:type="dxa" w:w="1872"/>
-            <w:shd w:fill="FFFFFF"/>
-            <w:tcBorders>
-              <w:top w:val="single" w:sz="4" w:space="0" w:color="CBD5E1"/>
-              <w:left w:val="none"/>
-              <w:bottom w:val="single" w:sz="4" w:space="0" w:color="CBD5E1"/>
-              <w:right w:val="none"/>
-            </w:tcBorders>
-          </w:tcPr>
-          <w:p>
-            <w:pPr>
-              <w:spacing w:before="80" w:after="80"/>
-              <w:jc w:val="left"/>
-            </w:pPr>
-            <w:r>
-              <w:rPr>
-                <w:rFonts w:ascii="Calibri" w:hAnsi="Calibri"/>
-                <w:color w:val="1E293B"/>
-                <w:sz w:val="18"/>
-              </w:rPr>
-              <w:t>Commercial Auto Liability</w:t>
-            </w:r>
-          </w:p>
-        </w:tc>
-        <w:tc>
-          <w:tcPr>
-            <w:tcW w:type="dxa" w:w="1872"/>
-            <w:shd w:fill="FFFFFF"/>
-            <w:tcBorders>
-              <w:top w:val="single" w:sz="4" w:space="0" w:color="CBD5E1"/>
-              <w:left w:val="none"/>
-              <w:bottom w:val="single" w:sz="4" w:space="0" w:color="CBD5E1"/>
-              <w:right w:val="none"/>
-            </w:tcBorders>
-          </w:tcPr>
-          <w:p>
-            <w:pPr>
-              <w:spacing w:before="80" w:after="80"/>
-              <w:jc w:val="left"/>
-            </w:pPr>
-            <w:r>
-              <w:rPr>
-                <w:rFonts w:ascii="Calibri" w:hAnsi="Calibri"/>
-                <w:color w:val="1E293B"/>
-                <w:sz w:val="18"/>
-              </w:rPr>
-              <w:t>Travelers Indemnity (A++ Superior)</w:t>
-            </w:r>
-          </w:p>
-        </w:tc>
-        <w:tc>
-          <w:tcPr>
-            <w:tcW w:type="dxa" w:w="1872"/>
-            <w:shd w:fill="FFFFFF"/>
-            <w:tcBorders>
-              <w:top w:val="single" w:sz="4" w:space="0" w:color="CBD5E1"/>
-              <w:left w:val="none"/>
-              <w:bottom w:val="single" w:sz="4" w:space="0" w:color="CBD5E1"/>
-              <w:right w:val="none"/>
-            </w:tcBorders>
-          </w:tcPr>
-          <w:p>
-            <w:pPr>
-              <w:spacing w:before="80" w:after="80"/>
-              <w:jc w:val="left"/>
-            </w:pPr>
-            <w:r>
-              <w:rPr>
-                <w:rFonts w:ascii="Calibri" w:hAnsi="Calibri"/>
-                <w:color w:val="1E293B"/>
-                <w:sz w:val="18"/>
-              </w:rPr>
-              <w:t>TRV-CA-4109281</w:t>
-            </w:r>
-          </w:p>
-        </w:tc>
-        <w:tc>
-          <w:tcPr>
-            <w:tcW w:type="dxa" w:w="1872"/>
-            <w:shd w:fill="FFFFFF"/>
-            <w:tcBorders>
-              <w:top w:val="single" w:sz="4" w:space="0" w:color="CBD5E1"/>
-              <w:left w:val="none"/>
-              <w:bottom w:val="single" w:sz="4" w:space="0" w:color="CBD5E1"/>
-              <w:right w:val="none"/>
-            </w:tcBorders>
-          </w:tcPr>
-          <w:p>
-            <w:pPr>
-              <w:spacing w:before="80" w:after="80"/>
-              <w:jc w:val="left"/>
-            </w:pPr>
-            <w:r>
-              <w:rPr>
-                <w:rFonts w:ascii="Calibri" w:hAnsi="Calibri"/>
-                <w:color w:val="1E293B"/>
-                <w:sz w:val="18"/>
-              </w:rPr>
-              <w:t>$1,000,000 Combined Single Limit (CSL)</w:t>
-            </w:r>
-          </w:p>
-        </w:tc>
-        <w:tc>
-          <w:tcPr>
-            <w:tcW w:type="dxa" w:w="1872"/>
-            <w:shd w:fill="FFFFFF"/>
-            <w:tcBorders>
-              <w:top w:val="single" w:sz="4" w:space="0" w:color="CBD5E1"/>
-              <w:left w:val="none"/>
-              <w:bottom w:val="single" w:sz="4" w:space="0" w:color="CBD5E1"/>
-              <w:right w:val="none"/>
-            </w:tcBorders>
-          </w:tcPr>
-          <w:p>
-            <w:pPr>
-              <w:spacing w:before="80" w:after="80"/>
-              <w:jc w:val="left"/>
-            </w:pPr>
-            <w:r>
-              <w:rPr>
-                <w:rFonts w:ascii="Calibri" w:hAnsi="Calibri"/>
-                <w:color w:val="1E293B"/>
-                <w:sz w:val="18"/>
-              </w:rPr>
-              <w:t>August 15, 2027</w:t>
-            </w:r>
-          </w:p>
-        </w:tc>
-      </w:tr>
-      <w:tr>
-        <w:tc>
-          <w:tcPr>
-            <w:tcW w:type="dxa" w:w="1872"/>
-            <w:shd w:fill="F8FAFC"/>
-            <w:tcBorders>
-              <w:top w:val="single" w:sz="4" w:space="0" w:color="CBD5E1"/>
-              <w:left w:val="none"/>
-              <w:bottom w:val="single" w:sz="4" w:space="0" w:color="CBD5E1"/>
-              <w:right w:val="none"/>
-            </w:tcBorders>
-          </w:tcPr>
-          <w:p>
-            <w:pPr>
-              <w:spacing w:before="80" w:after="80"/>
-              <w:jc w:val="left"/>
-            </w:pPr>
-            <w:r>
-              <w:rPr>
-                <w:rFonts w:ascii="Calibri" w:hAnsi="Calibri"/>
-                <w:color w:val="1E293B"/>
-                <w:sz w:val="18"/>
-              </w:rPr>
-              <w:t>Workers' Compensation &amp; Employers</w:t>
-            </w:r>
-          </w:p>
-        </w:tc>
-        <w:tc>
-          <w:tcPr>
-            <w:tcW w:type="dxa" w:w="1872"/>
-            <w:shd w:fill="F8FAFC"/>
-            <w:tcBorders>
-              <w:top w:val="single" w:sz="4" w:space="0" w:color="CBD5E1"/>
-              <w:left w:val="none"/>
-              <w:bottom w:val="single" w:sz="4" w:space="0" w:color="CBD5E1"/>
-              <w:right w:val="none"/>
-            </w:tcBorders>
-          </w:tcPr>
-          <w:p>
-            <w:pPr>
-              <w:spacing w:before="80" w:after="80"/>
-              <w:jc w:val="left"/>
-            </w:pPr>
-            <w:r>
-              <w:rPr>
-                <w:rFonts w:ascii="Calibri" w:hAnsi="Calibri"/>
-                <w:color w:val="1E293B"/>
-                <w:sz w:val="18"/>
-              </w:rPr>
-              <w:t>Florida Workers' Comp Fund</w:t>
-            </w:r>
-          </w:p>
-        </w:tc>
-        <w:tc>
-          <w:tcPr>
-            <w:tcW w:type="dxa" w:w="1872"/>
-            <w:shd w:fill="F8FAFC"/>
-            <w:tcBorders>
-              <w:top w:val="single" w:sz="4" w:space="0" w:color="CBD5E1"/>
-              <w:left w:val="none"/>
-              <w:bottom w:val="single" w:sz="4" w:space="0" w:color="CBD5E1"/>
-              <w:right w:val="none"/>
-            </w:tcBorders>
-          </w:tcPr>
-          <w:p>
-            <w:pPr>
-              <w:spacing w:before="80" w:after="80"/>
-              <w:jc w:val="left"/>
-            </w:pPr>
-            <w:r>
-              <w:rPr>
-                <w:rFonts w:ascii="Calibri" w:hAnsi="Calibri"/>
-                <w:color w:val="1E293B"/>
-                <w:sz w:val="18"/>
-              </w:rPr>
-              <w:t>FWC-941028-02</w:t>
-            </w:r>
-          </w:p>
-        </w:tc>
-        <w:tc>
-          <w:tcPr>
-            <w:tcW w:type="dxa" w:w="1872"/>
-            <w:shd w:fill="F8FAFC"/>
-            <w:tcBorders>
-              <w:top w:val="single" w:sz="4" w:space="0" w:color="CBD5E1"/>
-              <w:left w:val="none"/>
-              <w:bottom w:val="single" w:sz="4" w:space="0" w:color="CBD5E1"/>
-              <w:right w:val="none"/>
-            </w:tcBorders>
-          </w:tcPr>
-          <w:p>
-            <w:pPr>
-              <w:spacing w:before="80" w:after="80"/>
-              <w:jc w:val="left"/>
-            </w:pPr>
-            <w:r>
-              <w:rPr>
-                <w:rFonts w:ascii="Calibri" w:hAnsi="Calibri"/>
-                <w:color w:val="1E293B"/>
-                <w:sz w:val="18"/>
-              </w:rPr>
-              <w:t>Statutory Limits / $1,000,000 Employer Liability</w:t>
-            </w:r>
-          </w:p>
-        </w:tc>
-        <w:tc>
-          <w:tcPr>
-            <w:tcW w:type="dxa" w:w="1872"/>
-            <w:shd w:fill="F8FAFC"/>
-            <w:tcBorders>
-              <w:top w:val="single" w:sz="4" w:space="0" w:color="CBD5E1"/>
-              <w:left w:val="none"/>
-              <w:bottom w:val="single" w:sz="4" w:space="0" w:color="CBD5E1"/>
-              <w:right w:val="none"/>
-            </w:tcBorders>
-          </w:tcPr>
-          <w:p>
-            <w:pPr>
-              <w:spacing w:before="80" w:after="80"/>
-              <w:jc w:val="left"/>
-            </w:pPr>
-            <w:r>
-              <w:rPr>
-                <w:rFonts w:ascii="Calibri" w:hAnsi="Calibri"/>
-                <w:color w:val="1E293B"/>
-                <w:sz w:val="18"/>
-              </w:rPr>
-              <w:t>August 15, 2027</w:t>
-            </w:r>
-          </w:p>
-        </w:tc>
-      </w:tr>
-      <w:tr>
-        <w:tc>
-          <w:tcPr>
-            <w:tcW w:type="dxa" w:w="1872"/>
-            <w:shd w:fill="FFFFFF"/>
-            <w:tcBorders>
-              <w:top w:val="single" w:sz="4" w:space="0" w:color="CBD5E1"/>
-              <w:left w:val="none"/>
-              <w:bottom w:val="single" w:sz="4" w:space="0" w:color="CBD5E1"/>
-              <w:right w:val="none"/>
-            </w:tcBorders>
-          </w:tcPr>
-          <w:p>
-            <w:pPr>
-              <w:spacing w:before="80" w:after="80"/>
-              <w:jc w:val="left"/>
-            </w:pPr>
-            <w:r>
-              <w:rPr>
-                <w:rFonts w:ascii="Calibri" w:hAnsi="Calibri"/>
-                <w:color w:val="1E293B"/>
-                <w:sz w:val="18"/>
-              </w:rPr>
-              <w:t>Commercial Umbrella / Excess</w:t>
-            </w:r>
-          </w:p>
-        </w:tc>
-        <w:tc>
-          <w:tcPr>
-            <w:tcW w:type="dxa" w:w="1872"/>
-            <w:shd w:fill="FFFFFF"/>
-            <w:tcBorders>
-              <w:top w:val="single" w:sz="4" w:space="0" w:color="CBD5E1"/>
-              <w:left w:val="none"/>
-              <w:bottom w:val="single" w:sz="4" w:space="0" w:color="CBD5E1"/>
-              <w:right w:val="none"/>
-            </w:tcBorders>
-          </w:tcPr>
-          <w:p>
-            <w:pPr>
-              <w:spacing w:before="80" w:after="80"/>
-              <w:jc w:val="left"/>
-            </w:pPr>
-            <w:r>
-              <w:rPr>
-                <w:rFonts w:ascii="Calibri" w:hAnsi="Calibri"/>
-                <w:color w:val="1E293B"/>
-                <w:sz w:val="18"/>
-              </w:rPr>
-              <w:t>Travelers Indemnity (A++ Superior)</w:t>
-            </w:r>
-          </w:p>
-        </w:tc>
-        <w:tc>
-          <w:tcPr>
-            <w:tcW w:type="dxa" w:w="1872"/>
-            <w:shd w:fill="FFFFFF"/>
-            <w:tcBorders>
-              <w:top w:val="single" w:sz="4" w:space="0" w:color="CBD5E1"/>
-              <w:left w:val="none"/>
-              <w:bottom w:val="single" w:sz="4" w:space="0" w:color="CBD5E1"/>
-              <w:right w:val="none"/>
-            </w:tcBorders>
-          </w:tcPr>
-          <w:p>
-            <w:pPr>
-              <w:spacing w:before="80" w:after="80"/>
-              <w:jc w:val="left"/>
-            </w:pPr>
-            <w:r>
-              <w:rPr>
-                <w:rFonts w:ascii="Calibri" w:hAnsi="Calibri"/>
-                <w:color w:val="1E293B"/>
-                <w:sz w:val="18"/>
-              </w:rPr>
-              <w:t>TRV-UMB-190284</w:t>
-            </w:r>
-          </w:p>
-        </w:tc>
-        <w:tc>
-          <w:tcPr>
-            <w:tcW w:type="dxa" w:w="1872"/>
-            <w:shd w:fill="FFFFFF"/>
-            <w:tcBorders>
-              <w:top w:val="single" w:sz="4" w:space="0" w:color="CBD5E1"/>
-              <w:left w:val="none"/>
-              <w:bottom w:val="single" w:sz="4" w:space="0" w:color="CBD5E1"/>
-              <w:right w:val="none"/>
-            </w:tcBorders>
-          </w:tcPr>
-          <w:p>
-            <w:pPr>
-              <w:spacing w:before="80" w:after="80"/>
-              <w:jc w:val="left"/>
-            </w:pPr>
-            <w:r>
-              <w:rPr>
-                <w:rFonts w:ascii="Calibri" w:hAnsi="Calibri"/>
-                <w:color w:val="1E293B"/>
-                <w:sz w:val="18"/>
-              </w:rPr>
-              <w:t>$5,000,000 Aggregate / $5,000,000 Occurrence</w:t>
-            </w:r>
-          </w:p>
-        </w:tc>
-        <w:tc>
-          <w:tcPr>
-            <w:tcW w:type="dxa" w:w="1872"/>
-            <w:shd w:fill="FFFFFF"/>
-            <w:tcBorders>
-              <w:top w:val="single" w:sz="4" w:space="0" w:color="CBD5E1"/>
-              <w:left w:val="none"/>
-              <w:bottom w:val="single" w:sz="4" w:space="0" w:color="CBD5E1"/>
-              <w:right w:val="none"/>
-            </w:tcBorders>
-          </w:tcPr>
-          <w:p>
-            <w:pPr>
-              <w:spacing w:before="80" w:after="80"/>
-              <w:jc w:val="left"/>
-            </w:pPr>
-            <w:r>
-              <w:rPr>
-                <w:rFonts w:ascii="Calibri" w:hAnsi="Calibri"/>
-                <w:color w:val="1E293B"/>
-                <w:sz w:val="18"/>
-              </w:rPr>
-              <w:t>August 15, 2027</w:t>
-            </w:r>
-          </w:p>
-        </w:tc>
-      </w:tr>
-      <w:tr>
-        <w:tc>
-          <w:tcPr>
-            <w:tcW w:type="dxa" w:w="1872"/>
-            <w:shd w:fill="F8FAFC"/>
-            <w:tcBorders>
-              <w:top w:val="single" w:sz="4" w:space="0" w:color="CBD5E1"/>
-              <w:left w:val="none"/>
-              <w:bottom w:val="single" w:sz="4" w:space="0" w:color="CBD5E1"/>
-              <w:right w:val="none"/>
-            </w:tcBorders>
-          </w:tcPr>
-          <w:p>
-            <w:pPr>
-              <w:spacing w:before="80" w:after="80"/>
-              <w:jc w:val="left"/>
-            </w:pPr>
-            <w:r>
-              <w:rPr>
-                <w:rFonts w:ascii="Calibri" w:hAnsi="Calibri"/>
-                <w:color w:val="1E293B"/>
-                <w:sz w:val="18"/>
-              </w:rPr>
-              <w:t>Janitorial Service Bond</w:t>
-            </w:r>
-          </w:p>
-        </w:tc>
-        <w:tc>
-          <w:tcPr>
-            <w:tcW w:type="dxa" w:w="1872"/>
-            <w:shd w:fill="F8FAFC"/>
-            <w:tcBorders>
-              <w:top w:val="single" w:sz="4" w:space="0" w:color="CBD5E1"/>
-              <w:left w:val="none"/>
-              <w:bottom w:val="single" w:sz="4" w:space="0" w:color="CBD5E1"/>
-              <w:right w:val="none"/>
-            </w:tcBorders>
-          </w:tcPr>
-          <w:p>
-            <w:pPr>
-              <w:spacing w:before="80" w:after="80"/>
-              <w:jc w:val="left"/>
-            </w:pPr>
-            <w:r>
-              <w:rPr>
-                <w:rFonts w:ascii="Calibri" w:hAnsi="Calibri"/>
-                <w:color w:val="1E293B"/>
-                <w:sz w:val="18"/>
-              </w:rPr>
-              <w:t>Western Surety Company</w:t>
-            </w:r>
-          </w:p>
-        </w:tc>
-        <w:tc>
-          <w:tcPr>
-            <w:tcW w:type="dxa" w:w="1872"/>
-            <w:shd w:fill="F8FAFC"/>
-            <w:tcBorders>
-              <w:top w:val="single" w:sz="4" w:space="0" w:color="CBD5E1"/>
-              <w:left w:val="none"/>
-              <w:bottom w:val="single" w:sz="4" w:space="0" w:color="CBD5E1"/>
-              <w:right w:val="none"/>
-            </w:tcBorders>
-          </w:tcPr>
-          <w:p>
-            <w:pPr>
-              <w:spacing w:before="80" w:after="80"/>
-              <w:jc w:val="left"/>
-            </w:pPr>
-            <w:r>
-              <w:rPr>
-                <w:rFonts w:ascii="Calibri" w:hAnsi="Calibri"/>
-                <w:color w:val="1E293B"/>
-                <w:sz w:val="18"/>
-              </w:rPr>
-              <w:t>WSC-BND-48201</w:t>
-            </w:r>
-          </w:p>
-        </w:tc>
-        <w:tc>
-          <w:tcPr>
-            <w:tcW w:type="dxa" w:w="1872"/>
-            <w:shd w:fill="F8FAFC"/>
-            <w:tcBorders>
-              <w:top w:val="single" w:sz="4" w:space="0" w:color="CBD5E1"/>
-              <w:left w:val="none"/>
-              <w:bottom w:val="single" w:sz="4" w:space="0" w:color="CBD5E1"/>
-              <w:right w:val="none"/>
-            </w:tcBorders>
-          </w:tcPr>
-          <w:p>
-            <w:pPr>
-              <w:spacing w:before="80" w:after="80"/>
-              <w:jc w:val="left"/>
-            </w:pPr>
-            <w:r>
-              <w:rPr>
-                <w:rFonts w:ascii="Calibri" w:hAnsi="Calibri"/>
-                <w:color w:val="1E293B"/>
-                <w:sz w:val="18"/>
-              </w:rPr>
-              <w:t>$100,000 Employee Dishonesty &amp; Theft Bond</w:t>
-            </w:r>
-          </w:p>
-        </w:tc>
-        <w:tc>
-          <w:tcPr>
-            <w:tcW w:type="dxa" w:w="1872"/>
-            <w:shd w:fill="F8FAFC"/>
-            <w:tcBorders>
-              <w:top w:val="single" w:sz="4" w:space="0" w:color="CBD5E1"/>
-              <w:left w:val="none"/>
-              <w:bottom w:val="single" w:sz="4" w:space="0" w:color="CBD5E1"/>
-              <w:right w:val="none"/>
-            </w:tcBorders>
-          </w:tcPr>
-          <w:p>
-            <w:pPr>
-              <w:spacing w:before="80" w:after="80"/>
-              <w:jc w:val="left"/>
-            </w:pPr>
-            <w:r>
-              <w:rPr>
-                <w:rFonts w:ascii="Calibri" w:hAnsi="Calibri"/>
-                <w:color w:val="1E293B"/>
-                <w:sz w:val="18"/>
-              </w:rPr>
-              <w:t>August 15, 2027</w:t>
-            </w:r>
-          </w:p>
-        </w:tc>
-      </w:tr>
-    </w:tbl>
-    <w:p>
-      <w:pPr>
-        <w:spacing w:before="0" w:after="160"/>
-      </w:pPr>
-    </w:p>
-    <w:p>
-      <w:r>
-        <w:br w:type="page"/>
-      </w:r>
-    </w:p>
-    <w:p>
-      <w:pPr>
-        <w:keepNext/>
-        <w:spacing w:before="280" w:after="80"/>
-      </w:pPr>
-      <w:r>
-        <w:rPr>
-          <w:rFonts w:ascii="Calibri" w:hAnsi="Calibri"/>
-          <w:b/>
-          <w:color w:val="0F172A"/>
-          <w:sz w:val="26"/>
-        </w:rPr>
-        <w:t>SECTION 3: EMPLOYEE SCREENING, OSHA HAZCOM &amp; SAFETY PROGRAM</w:t>
-      </w:r>
-    </w:p>
-    <w:p>
-      <w:pPr>
-        <w:spacing w:before="0" w:after="120" w:line="276" w:lineRule="auto"/>
-      </w:pPr>
-      <w:r>
-        <w:rPr>
-          <w:rFonts w:ascii="Calibri" w:hAnsi="Calibri"/>
-          <w:color w:val="1E293B"/>
-          <w:sz w:val="20"/>
-        </w:rPr>
-        <w:t>Every employee deployed to client properties must satisfy the following safety protocols:</w:t>
-      </w:r>
-    </w:p>
-    <w:p>
-      <w:pPr>
-        <w:pStyle w:val="ListBullet"/>
-        <w:spacing w:before="0" w:after="60" w:line="276" w:lineRule="auto"/>
-      </w:pPr>
-      <w:r>
-        <w:rPr>
-          <w:rFonts w:ascii="Calibri" w:hAnsi="Calibri"/>
-          <w:color w:val="1E293B"/>
-          <w:sz w:val="20"/>
-        </w:rPr>
-        <w:t>Mandatory 10-panel drug screening administered through Quest Diagnostics.</w:t>
-      </w:r>
-    </w:p>
-    <w:p>
-      <w:pPr>
-        <w:pStyle w:val="ListBullet"/>
-        <w:spacing w:before="0" w:after="60" w:line="276" w:lineRule="auto"/>
-      </w:pPr>
-      <w:r>
-        <w:rPr>
-          <w:rFonts w:ascii="Calibri" w:hAnsi="Calibri"/>
-          <w:color w:val="1E293B"/>
-          <w:sz w:val="20"/>
-        </w:rPr>
-        <w:t>Florida Department of Law Enforcement (FDLE) statewide criminal history background screening.</w:t>
-      </w:r>
-    </w:p>
-    <w:p>
-      <w:pPr>
-        <w:pStyle w:val="ListBullet"/>
-        <w:spacing w:before="0" w:after="60" w:line="276" w:lineRule="auto"/>
-      </w:pPr>
-      <w:r>
-        <w:rPr>
-          <w:rFonts w:ascii="Calibri" w:hAnsi="Calibri"/>
-          <w:color w:val="1E293B"/>
-          <w:sz w:val="20"/>
-        </w:rPr>
-        <w:t>E-Verify federal employment eligibility verification.</w:t>
-      </w:r>
-    </w:p>
-    <w:p>
-      <w:pPr>
-        <w:pStyle w:val="ListBullet"/>
-        <w:spacing w:before="0" w:after="60" w:line="276" w:lineRule="auto"/>
-      </w:pPr>
-      <w:r>
-        <w:rPr>
-          <w:rFonts w:ascii="Calibri" w:hAnsi="Calibri"/>
-          <w:color w:val="1E293B"/>
-          <w:sz w:val="20"/>
-        </w:rPr>
-        <w:t>16 hours of mandatory OSHA Hazard Communication, Bloodborne Pathogen (29 CFR 1910.1030), and PPE compliance training prior to first facility deployment.</w:t>
-      </w:r>
-    </w:p>
-    <w:p>
-      <w:pPr>
-        <w:pStyle w:val="ListBullet"/>
-        <w:spacing w:before="0" w:after="60" w:line="276" w:lineRule="auto"/>
-      </w:pPr>
-      <w:r>
-        <w:rPr>
-          <w:rFonts w:ascii="Calibri" w:hAnsi="Calibri"/>
-          <w:color w:val="1E293B"/>
-          <w:sz w:val="20"/>
-        </w:rPr>
-        <w:t>Safety Data Sheets (SDS) maintained in bilingual binders at every client janitorial closet and accessible via QR code on mobile devices.</w:t>
+        <w:t>Turnaround requirements: 48-hour standard commercial crew vs same-day priority.</w:t>
       </w:r>
     </w:p>
     <w:sectPr>
@@ -1127,7 +89,7 @@
       <w:jc w:val="right"/>
     </w:pPr>
     <w:r>
-      <w:t>Coastal Shine Commercial Cleaning — Commercial Vendor Prequa</w:t>
+      <w:t>Liza Facilities Maintenance — Vendor Onboarding Notes</w:t>
     </w:r>
   </w:p>
 </w:hdr>
